--- a/example/2 KAD/5 Assess Tool/AT1 Identify Opportunities for AI Task Automation/Assessment Task Tool (F122A12).docx
+++ b/example/2 KAD/5 Assess Tool/AT1 Identify Opportunities for AI Task Automation/Assessment Task Tool (F122A12).docx
@@ -331,8 +331,6 @@
           </w:tcPr>
           <w:p>
             <w:r/>
-            <w:r/>
-            <w:r/>
           </w:p>
           <w:p>
             <w:pPr>
@@ -341,7 +339,6 @@
             <w:r>
               <w:t>Example Scenario for Assessment</w:t>
             </w:r>
-            <w:r/>
           </w:p>
           <w:p>
             <w:r>
@@ -349,33 +346,19 @@
             </w:r>
           </w:p>
           <w:p>
-            <w:r/>
+            <w:r>
+              <w:t>The company's leadership is interested in technologies that could improve response times and productivity while maintaining a high level of customer satisfaction. They wish to explore AI, ML, and DL solutions to automate parts of the customer service process.</w:t>
+            </w:r>
           </w:p>
           <w:p>
             <w:r>
-              <w:t>The company's leadership is interested in technologies that could improve response times and productivity while maintaining a high level of customer satisfaction. They wish to explore AI, ML, and DL solutions to automate parts of the customer service process.</w:t>
+              <w:t>Your task is to investigate and report on potential AI opportunities that will help manage the increase in customer inquiries more effectively and efficiently.</w:t>
             </w:r>
           </w:p>
           <w:p>
-            <w:r/>
-          </w:p>
-          <w:p>
-            <w:r>
-              <w:t>Your task is to investigate and report on potential AI opportunities that will help manage the increase in customer inquiries more effectively and efficiently.</w:t>
-            </w:r>
-          </w:p>
-          <w:p>
-            <w:r/>
-          </w:p>
-          <w:p>
             <w:r>
               <w:t>(optional: In discussion with your lecturer, you may choose to define your own real-world scenario in your workplace or otherwise of some personal interest to you)</w:t>
             </w:r>
-          </w:p>
-          <w:p>
-            <w:r/>
-            <w:r/>
-            <w:r/>
           </w:p>
           <w:p>
             <w:pPr>
@@ -384,7 +367,6 @@
             <w:r>
               <w:t>Instructions:</w:t>
             </w:r>
-            <w:r/>
           </w:p>
           <w:p>
             <w:r>
@@ -392,37 +374,21 @@
             </w:r>
           </w:p>
           <w:p>
-            <w:r/>
-          </w:p>
-          <w:p>
             <w:r>
               <w:t>Task 1: Identify an Opportunity for Task Automation</w:t>
             </w:r>
-          </w:p>
-          <w:p>
             <w:r>
               <w:t>Task 2: Consider AI, ML, &amp; DL Technologies</w:t>
             </w:r>
-          </w:p>
-          <w:p>
             <w:r>
               <w:t>Task 3: Assess the Suitability of Each Technique</w:t>
             </w:r>
-          </w:p>
-          <w:p>
             <w:r>
               <w:t>Task 4: Recommendation and Justification</w:t>
             </w:r>
-          </w:p>
-          <w:p>
             <w:r>
               <w:t>Task 5: Presentation</w:t>
             </w:r>
-          </w:p>
-          <w:p>
-            <w:r/>
-            <w:r/>
-            <w:r/>
           </w:p>
           <w:p>
             <w:pPr>
@@ -431,15 +397,11 @@
             <w:r>
               <w:t>Submission Evidence:</w:t>
             </w:r>
-            <w:r/>
           </w:p>
           <w:p>
             <w:r>
               <w:t>As part of your submission, you must include:</w:t>
             </w:r>
-          </w:p>
-          <w:p>
-            <w:r/>
           </w:p>
           <w:p>
             <w:r>
@@ -527,8 +489,6 @@
           </w:tcPr>
           <w:p>
             <w:r/>
-            <w:r/>
-            <w:r/>
           </w:p>
           <w:p>
             <w:pPr>
@@ -537,12 +497,6 @@
             <w:r>
               <w:t>AT1 Identify Opportunities for AI Task Automation</w:t>
             </w:r>
-            <w:r/>
-          </w:p>
-          <w:p>
-            <w:r/>
-            <w:r/>
-            <w:r/>
           </w:p>
           <w:p>
             <w:pPr>
@@ -551,18 +505,14 @@
             <w:r>
               <w:t>Task 1: Identify an Opportunity for Task Automation</w:t>
             </w:r>
-            <w:r/>
-            <w:r/>
-            <w:r/>
           </w:p>
           <w:p>
             <w:pPr>
               <w:pStyle w:val="Heading4"/>
             </w:pPr>
             <w:r>
-              <w:t xml:space="preserve">Instructions: </w:t>
-            </w:r>
-            <w:r/>
+              <w:t>Instructions:</w:t>
+            </w:r>
           </w:p>
           <w:p>
             <w:r>
@@ -570,53 +520,31 @@
             </w:r>
           </w:p>
           <w:p>
-            <w:r/>
+            <w:r>
+              <w:t>Your response must include the following:</w:t>
+            </w:r>
           </w:p>
           <w:p>
             <w:r>
-              <w:t>Your response must include the following:</w:t>
+              <w:t>A description of the current work task per organizational policies and procedures.</w:t>
+            </w:r>
+            <w:r>
+              <w:t>Details on how the automation aligns with organizational productivity goals.</w:t>
+            </w:r>
+            <w:r>
+              <w:t>An overview of any existing technologies or processes related to the task currently used by the workplace.</w:t>
+            </w:r>
+            <w:r>
+              <w:t>You must also complete the following observation checklist items:</w:t>
             </w:r>
           </w:p>
           <w:p>
-            <w:r/>
-          </w:p>
-          <w:p>
-            <w:r>
-              <w:t>A description of the current work task per organizational policies and procedures.</w:t>
-            </w:r>
-          </w:p>
-          <w:p>
-            <w:r>
-              <w:t>Details on how the automation aligns with organizational productivity goals.</w:t>
-            </w:r>
-          </w:p>
-          <w:p>
-            <w:r>
-              <w:t>An overview of any existing technologies or processes related to the task currently used by the workplace.</w:t>
-            </w:r>
-          </w:p>
-          <w:p>
-            <w:r>
-              <w:t>You must also complete the following observation checklist items:</w:t>
-            </w:r>
-          </w:p>
-          <w:p>
-            <w:r/>
-          </w:p>
-          <w:p>
             <w:r>
               <w:t>Student confirmed organisational goals for automating work tasks and improving productivity with required personnel.</w:t>
             </w:r>
-          </w:p>
-          <w:p>
             <w:r>
               <w:t>Please provide your response here (300-500 words/ 3 Paragraphs):</w:t>
             </w:r>
-          </w:p>
-          <w:p>
-            <w:r/>
-            <w:r/>
-            <w:r/>
           </w:p>
           <w:p/>
           <w:p/>
@@ -627,32 +555,7 @@
           <w:p/>
           <w:p/>
           <w:p/>
-          <w:p>
-            <w:r/>
-          </w:p>
-          <w:p>
-            <w:r/>
-          </w:p>
-          <w:p>
-            <w:r/>
-          </w:p>
-          <w:p>
-            <w:r/>
-          </w:p>
-          <w:p>
-            <w:r/>
-          </w:p>
-          <w:p>
-            <w:r/>
-          </w:p>
-          <w:p>
-            <w:r/>
-          </w:p>
-          <w:p>
-            <w:r/>
-            <w:r/>
-            <w:r/>
-          </w:p>
+          <w:p/>
           <w:p>
             <w:pPr>
               <w:pStyle w:val="Heading3"/>
@@ -660,18 +563,14 @@
             <w:r>
               <w:t>Task 2: Consider AI, ML, &amp; DL Technologies</w:t>
             </w:r>
-            <w:r/>
-            <w:r/>
-            <w:r/>
           </w:p>
           <w:p>
             <w:pPr>
               <w:pStyle w:val="Heading4"/>
             </w:pPr>
             <w:r>
-              <w:t xml:space="preserve">Instructions: </w:t>
-            </w:r>
-            <w:r/>
+              <w:t>Instructions:</w:t>
+            </w:r>
           </w:p>
           <w:p>
             <w:r>
@@ -679,51 +578,30 @@
             </w:r>
           </w:p>
           <w:p>
-            <w:r/>
+            <w:r>
+              <w:t>Determine the suitability of each selected technology to automating the task identified in Task 1.</w:t>
+            </w:r>
           </w:p>
           <w:p>
             <w:r>
-              <w:t>Determine the suitability of each selected technology to automating the task identified in Task 1.</w:t>
+              <w:t>Each technique should be accompanied by a brief explanation of the technology itself and how it could be applied to the task.</w:t>
             </w:r>
           </w:p>
           <w:p>
-            <w:r/>
+            <w:r>
+              <w:t>Your response must perform the following:</w:t>
+            </w:r>
           </w:p>
           <w:p>
             <w:r>
-              <w:t>Each technique should be accompanied by a brief explanation of the technology itself and how it could be applied to the task.</w:t>
-            </w:r>
-          </w:p>
-          <w:p>
-            <w:r/>
-          </w:p>
-          <w:p>
-            <w:r>
-              <w:t>Your response must perform the following:</w:t>
-            </w:r>
-          </w:p>
-          <w:p>
-            <w:r/>
-          </w:p>
-          <w:p>
-            <w:r>
               <w:t>Identify and research three AI techniques suitable for the automation task.</w:t>
             </w:r>
-          </w:p>
-          <w:p>
             <w:r>
               <w:t>Research and confirm application procedures for each AI, ML &amp; DL technology.</w:t>
             </w:r>
-          </w:p>
-          <w:p>
             <w:r>
               <w:t>Please provide your response here (300-500 words/ 1 paragraph for each technology):</w:t>
             </w:r>
-          </w:p>
-          <w:p>
-            <w:r/>
-            <w:r/>
-            <w:r/>
           </w:p>
           <w:p/>
           <w:p/>
@@ -734,14 +612,7 @@
           <w:p/>
           <w:p/>
           <w:p/>
-          <w:p>
-            <w:r/>
-          </w:p>
-          <w:p>
-            <w:r/>
-            <w:r/>
-            <w:r/>
-          </w:p>
+          <w:p/>
           <w:p>
             <w:pPr>
               <w:pStyle w:val="Heading3"/>
@@ -749,18 +620,14 @@
             <w:r>
               <w:t>Task 3: Assess the Suitability of Each Technique</w:t>
             </w:r>
-            <w:r/>
-            <w:r/>
-            <w:r/>
           </w:p>
           <w:p>
             <w:pPr>
               <w:pStyle w:val="Heading4"/>
             </w:pPr>
             <w:r>
-              <w:t xml:space="preserve">Instructions: </w:t>
-            </w:r>
-            <w:r/>
+              <w:t>Instructions:</w:t>
+            </w:r>
           </w:p>
           <w:p>
             <w:r>
@@ -768,53 +635,31 @@
             </w:r>
           </w:p>
           <w:p>
-            <w:r/>
+            <w:r>
+              <w:t>Your response should contain:</w:t>
+            </w:r>
           </w:p>
           <w:p>
             <w:r>
-              <w:t>Your response should contain:</w:t>
+              <w:t>Analysis of the application procedure for the three AI technologies.</w:t>
+            </w:r>
+            <w:r>
+              <w:t>A documentation of the advantages and disadvantages of each AI technique.</w:t>
+            </w:r>
+            <w:r>
+              <w:t>Documentation of identified implementation risks for each AI technique.</w:t>
+            </w:r>
+            <w:r>
+              <w:t>You must also complete the following observation checklist items:</w:t>
             </w:r>
           </w:p>
           <w:p>
-            <w:r/>
-          </w:p>
-          <w:p>
-            <w:r>
-              <w:t>Analysis of the application procedure for the three AI technologies.</w:t>
-            </w:r>
-          </w:p>
-          <w:p>
-            <w:r>
-              <w:t>A documentation of the advantages and disadvantages of each AI technique.</w:t>
-            </w:r>
-          </w:p>
-          <w:p>
-            <w:r>
-              <w:t>Documentation of identified implementation risks for each AI technique.</w:t>
-            </w:r>
-          </w:p>
-          <w:p>
-            <w:r>
-              <w:t>You must also complete the following observation checklist items:</w:t>
-            </w:r>
-          </w:p>
-          <w:p>
-            <w:r/>
-          </w:p>
-          <w:p>
             <w:r>
               <w:t>Student discussed implementation risks for AI, ML and DL technologies with required personnel.</w:t>
             </w:r>
-          </w:p>
-          <w:p>
             <w:r>
               <w:t>Please provide your response here (300-500 words/3 Paragraphs):</w:t>
             </w:r>
-          </w:p>
-          <w:p>
-            <w:r/>
-            <w:r/>
-            <w:r/>
           </w:p>
           <w:p/>
           <w:p/>
@@ -825,14 +670,7 @@
           <w:p/>
           <w:p/>
           <w:p/>
-          <w:p>
-            <w:r/>
-          </w:p>
-          <w:p>
-            <w:r/>
-            <w:r/>
-            <w:r/>
-          </w:p>
+          <w:p/>
           <w:p>
             <w:pPr>
               <w:pStyle w:val="Heading3"/>
@@ -840,18 +678,14 @@
             <w:r>
               <w:t>Task 4: Recommendation and Justification</w:t>
             </w:r>
-            <w:r/>
-            <w:r/>
-            <w:r/>
           </w:p>
           <w:p>
             <w:pPr>
               <w:pStyle w:val="Heading4"/>
             </w:pPr>
             <w:r>
-              <w:t xml:space="preserve">Instructions: </w:t>
-            </w:r>
-            <w:r/>
+              <w:t>Instructions:</w:t>
+            </w:r>
           </w:p>
           <w:p>
             <w:r>
@@ -859,43 +693,25 @@
             </w:r>
           </w:p>
           <w:p>
-            <w:r/>
+            <w:r>
+              <w:t>Your response should contain:</w:t>
+            </w:r>
           </w:p>
           <w:p>
             <w:r>
-              <w:t>Your response should contain:</w:t>
+              <w:t>The final submission of your AI implementation proposal to required personnel.</w:t>
+            </w:r>
+            <w:r>
+              <w:t>You must also complete the following observation checklist items:</w:t>
             </w:r>
           </w:p>
           <w:p>
-            <w:r/>
-          </w:p>
-          <w:p>
-            <w:r>
-              <w:t>The final submission of your AI implementation proposal to required personnel.</w:t>
-            </w:r>
-          </w:p>
-          <w:p>
-            <w:r>
-              <w:t>You must also complete the following observation checklist items:</w:t>
-            </w:r>
-          </w:p>
-          <w:p>
-            <w:r/>
-          </w:p>
-          <w:p>
             <w:r>
               <w:t>Student discussed proposed application with supervisor (lecturer) and received feedback.</w:t>
             </w:r>
-          </w:p>
-          <w:p>
             <w:r>
               <w:t>Outline the key points of your proposal here (500 words):</w:t>
             </w:r>
-          </w:p>
-          <w:p>
-            <w:r/>
-            <w:r/>
-            <w:r/>
           </w:p>
           <w:p/>
           <w:p/>
@@ -906,14 +722,7 @@
           <w:p/>
           <w:p/>
           <w:p/>
-          <w:p>
-            <w:r/>
-          </w:p>
-          <w:p>
-            <w:r/>
-            <w:r/>
-            <w:r/>
-          </w:p>
+          <w:p/>
           <w:p>
             <w:pPr>
               <w:pStyle w:val="Heading3"/>
@@ -921,18 +730,14 @@
             <w:r>
               <w:t>Task 5: Presentation</w:t>
             </w:r>
-            <w:r/>
-            <w:r/>
-            <w:r/>
           </w:p>
           <w:p>
             <w:pPr>
               <w:pStyle w:val="Heading4"/>
             </w:pPr>
             <w:r>
-              <w:t xml:space="preserve">Instructions: </w:t>
-            </w:r>
-            <w:r/>
+              <w:t>Instructions:</w:t>
+            </w:r>
           </w:p>
           <w:p>
             <w:r>
@@ -940,22 +745,14 @@
             </w:r>
           </w:p>
           <w:p>
-            <w:r/>
+            <w:r>
+              <w:t>You must complete the following observation checklist items:</w:t>
+            </w:r>
           </w:p>
           <w:p>
             <w:r>
-              <w:t>You must complete the following observation checklist items:</w:t>
-            </w:r>
-          </w:p>
-          <w:p>
-            <w:r/>
-          </w:p>
-          <w:p>
-            <w:r>
               <w:t>Student incorporated relevant feedback into final presentation.</w:t>
             </w:r>
-          </w:p>
-          <w:p>
             <w:r>
               <w:t>Student presented an opportunity to the class to apply AI, ML, &amp; DL technologies in the workplace.</w:t>
             </w:r>

--- a/example/2 KAD/5 Assess Tool/AT1 Identify Opportunities for AI Task Automation/Assessment Task Tool (F122A12).docx
+++ b/example/2 KAD/5 Assess Tool/AT1 Identify Opportunities for AI Task Automation/Assessment Task Tool (F122A12).docx
@@ -285,9 +285,6 @@
             <w:shd w:val="clear" w:color="auto" w:fill="auto"/>
           </w:tcPr>
           <w:p>
-            <w:r/>
-          </w:p>
-          <w:p>
             <w:r>
               <w:t>Student’s choice of Kaggle or Colab or another Jupiter notebook environment.</w:t>
             </w:r>
@@ -330,61 +327,70 @@
             <w:shd w:val="clear" w:color="auto" w:fill="auto"/>
           </w:tcPr>
           <w:p>
-            <w:r/>
+            <w:pPr>
+              <w:pStyle w:val="Heading3"/>
+            </w:pPr>
+            <w:r>
+              <w:t>Example Scenario for Assessment</w:t>
+            </w:r>
+          </w:p>
+          <w:p>
+            <w:r>
+              <w:t>Imagine you work for a mid-sized e-commerce company specializing in environmentally friendly products. The company has experienced significant customer growth and as a result, the customer service department has become overwhelmed with the volume of inquiries received daily via email, social media, and the company website.</w:t>
+            </w:r>
+          </w:p>
+          <w:p>
+            <w:r>
+              <w:t>The company's leadership is interested in technologies that could improve response times and productivity while maintaining a high level of customer satisfaction. They wish to explore AI, ML, and DL solutions to automate parts of the customer service process.</w:t>
+            </w:r>
+          </w:p>
+          <w:p>
+            <w:r>
+              <w:t>Your task is to investigate and report on potential AI opportunities that will help manage the increase in customer inquiries more effectively and efficiently.</w:t>
+            </w:r>
+          </w:p>
+          <w:p>
+            <w:r>
+              <w:t>(optional: In discussion with your lecturer, you may choose to define your own real-world scenario in your workplace or otherwise of some personal interest to you)</w:t>
+            </w:r>
           </w:p>
           <w:p>
             <w:pPr>
               <w:pStyle w:val="Heading3"/>
             </w:pPr>
             <w:r>
-              <w:t>Example Scenario for Assessment</w:t>
+              <w:t>Instructions:</w:t>
             </w:r>
           </w:p>
           <w:p>
             <w:r>
-              <w:t>Imagine you work for a mid-sized e-commerce company specializing in environmentally friendly products. The company has experienced significant customer growth and as a result, the customer service department has become overwhelmed with the volume of inquiries received daily via email, social media, and the company website.</w:t>
+              <w:t>You should complete the following stages as part of your final project:</w:t>
             </w:r>
           </w:p>
           <w:p>
             <w:r>
-              <w:t>The company's leadership is interested in technologies that could improve response times and productivity while maintaining a high level of customer satisfaction. They wish to explore AI, ML, and DL solutions to automate parts of the customer service process.</w:t>
-            </w:r>
-          </w:p>
-          <w:p>
-            <w:r>
-              <w:t>Your task is to investigate and report on potential AI opportunities that will help manage the increase in customer inquiries more effectively and efficiently.</w:t>
-            </w:r>
-          </w:p>
-          <w:p>
-            <w:r>
-              <w:t>(optional: In discussion with your lecturer, you may choose to define your own real-world scenario in your workplace or otherwise of some personal interest to you)</w:t>
-            </w:r>
-          </w:p>
-          <w:p>
-            <w:pPr>
-              <w:pStyle w:val="Heading3"/>
-            </w:pPr>
-            <w:r>
-              <w:t>Instructions:</w:t>
-            </w:r>
-          </w:p>
-          <w:p>
-            <w:r>
-              <w:t>You should complete the following stages as part of your final project:</w:t>
-            </w:r>
-          </w:p>
-          <w:p>
-            <w:r>
               <w:t>Task 1: Identify an Opportunity for Task Automation</w:t>
             </w:r>
             <w:r>
+              <w:br/>
+            </w:r>
+            <w:r>
               <w:t>Task 2: Consider AI, ML, &amp; DL Technologies</w:t>
             </w:r>
             <w:r>
+              <w:br/>
+            </w:r>
+            <w:r>
               <w:t>Task 3: Assess the Suitability of Each Technique</w:t>
             </w:r>
             <w:r>
+              <w:br/>
+            </w:r>
+            <w:r>
               <w:t>Task 4: Recommendation and Justification</w:t>
+            </w:r>
+            <w:r>
+              <w:br/>
             </w:r>
             <w:r>
               <w:t>Task 5: Presentation</w:t>
@@ -488,9 +494,6 @@
             <w:shd w:val="clear" w:color="auto" w:fill="auto"/>
           </w:tcPr>
           <w:p>
-            <w:r/>
-          </w:p>
-          <w:p>
             <w:pPr>
               <w:pStyle w:val="Heading2"/>
             </w:pPr>
@@ -529,10 +532,19 @@
               <w:t>A description of the current work task per organizational policies and procedures.</w:t>
             </w:r>
             <w:r>
+              <w:br/>
+            </w:r>
+            <w:r>
               <w:t>Details on how the automation aligns with organizational productivity goals.</w:t>
             </w:r>
             <w:r>
+              <w:br/>
+            </w:r>
+            <w:r>
               <w:t>An overview of any existing technologies or processes related to the task currently used by the workplace.</w:t>
+            </w:r>
+            <w:r>
+              <w:br/>
             </w:r>
             <w:r>
               <w:t>You must also complete the following observation checklist items:</w:t>
@@ -541,6 +553,9 @@
           <w:p>
             <w:r>
               <w:t>Student confirmed organisational goals for automating work tasks and improving productivity with required personnel.</w:t>
+            </w:r>
+            <w:r>
+              <w:br/>
             </w:r>
             <w:r>
               <w:t>Please provide your response here (300-500 words/ 3 Paragraphs):</w:t>
@@ -597,7 +612,13 @@
               <w:t>Identify and research three AI techniques suitable for the automation task.</w:t>
             </w:r>
             <w:r>
+              <w:br/>
+            </w:r>
+            <w:r>
               <w:t>Research and confirm application procedures for each AI, ML &amp; DL technology.</w:t>
+            </w:r>
+            <w:r>
+              <w:br/>
             </w:r>
             <w:r>
               <w:t>Please provide your response here (300-500 words/ 1 paragraph for each technology):</w:t>
@@ -644,10 +665,19 @@
               <w:t>Analysis of the application procedure for the three AI technologies.</w:t>
             </w:r>
             <w:r>
+              <w:br/>
+            </w:r>
+            <w:r>
               <w:t>A documentation of the advantages and disadvantages of each AI technique.</w:t>
             </w:r>
             <w:r>
+              <w:br/>
+            </w:r>
+            <w:r>
               <w:t>Documentation of identified implementation risks for each AI technique.</w:t>
+            </w:r>
+            <w:r>
+              <w:br/>
             </w:r>
             <w:r>
               <w:t>You must also complete the following observation checklist items:</w:t>
@@ -656,6 +686,9 @@
           <w:p>
             <w:r>
               <w:t>Student discussed implementation risks for AI, ML and DL technologies with required personnel.</w:t>
+            </w:r>
+            <w:r>
+              <w:br/>
             </w:r>
             <w:r>
               <w:t>Please provide your response here (300-500 words/3 Paragraphs):</w:t>
@@ -702,12 +735,18 @@
               <w:t>The final submission of your AI implementation proposal to required personnel.</w:t>
             </w:r>
             <w:r>
+              <w:br/>
+            </w:r>
+            <w:r>
               <w:t>You must also complete the following observation checklist items:</w:t>
             </w:r>
           </w:p>
           <w:p>
             <w:r>
               <w:t>Student discussed proposed application with supervisor (lecturer) and received feedback.</w:t>
+            </w:r>
+            <w:r>
+              <w:br/>
             </w:r>
             <w:r>
               <w:t>Outline the key points of your proposal here (500 words):</w:t>
@@ -752,6 +791,9 @@
           <w:p>
             <w:r>
               <w:t>Student incorporated relevant feedback into final presentation.</w:t>
+            </w:r>
+            <w:r>
+              <w:br/>
             </w:r>
             <w:r>
               <w:t>Student presented an opportunity to the class to apply AI, ML, &amp; DL technologies in the workplace.</w:t>
@@ -4135,6 +4177,408 @@
       </w:tcPr>
     </w:tblStylePr>
   </w:style>
+  <w:style w:type="paragraph" w:customStyle="1" w:styleId="Heading7">
+    <w:name w:val="heading 7"/>
+  </w:style>
+  <w:style w:type="paragraph" w:customStyle="1" w:styleId="Heading8">
+    <w:name w:val="heading 8"/>
+  </w:style>
+  <w:style w:type="paragraph" w:customStyle="1" w:styleId="Heading9">
+    <w:name w:val="heading 9"/>
+  </w:style>
+  <w:style w:type="paragraph" w:customStyle="1" w:styleId="NoSpacing">
+    <w:name w:val="No Spacing"/>
+  </w:style>
+  <w:style w:type="paragraph" w:customStyle="1" w:styleId="Title">
+    <w:name w:val="Title"/>
+  </w:style>
+  <w:style w:type="paragraph" w:customStyle="1" w:styleId="TitleChar">
+    <w:name w:val="Title Char"/>
+  </w:style>
+  <w:style w:type="paragraph" w:customStyle="1" w:styleId="Subtitle">
+    <w:name w:val="Subtitle"/>
+  </w:style>
+  <w:style w:type="paragraph" w:customStyle="1" w:styleId="SubtitleChar">
+    <w:name w:val="Subtitle Char"/>
+  </w:style>
+  <w:style w:type="paragraph" w:customStyle="1" w:styleId="BodyTextChar">
+    <w:name w:val="Body Text Char"/>
+  </w:style>
+  <w:style w:type="paragraph" w:customStyle="1" w:styleId="BodyText2">
+    <w:name w:val="Body Text 2"/>
+  </w:style>
+  <w:style w:type="paragraph" w:customStyle="1" w:styleId="BodyText2Char">
+    <w:name w:val="Body Text 2 Char"/>
+  </w:style>
+  <w:style w:type="paragraph" w:customStyle="1" w:styleId="BodyText3">
+    <w:name w:val="Body Text 3"/>
+  </w:style>
+  <w:style w:type="paragraph" w:customStyle="1" w:styleId="BodyText3Char">
+    <w:name w:val="Body Text 3 Char"/>
+  </w:style>
+  <w:style w:type="paragraph" w:customStyle="1" w:styleId="List">
+    <w:name w:val="List"/>
+  </w:style>
+  <w:style w:type="paragraph" w:customStyle="1" w:styleId="List2">
+    <w:name w:val="List 2"/>
+  </w:style>
+  <w:style w:type="paragraph" w:customStyle="1" w:styleId="List3">
+    <w:name w:val="List 3"/>
+  </w:style>
+  <w:style w:type="paragraph" w:customStyle="1" w:styleId="ListContinue">
+    <w:name w:val="List Continue"/>
+  </w:style>
+  <w:style w:type="paragraph" w:customStyle="1" w:styleId="ListContinue2">
+    <w:name w:val="List Continue 2"/>
+  </w:style>
+  <w:style w:type="paragraph" w:customStyle="1" w:styleId="ListContinue3">
+    <w:name w:val="List Continue 3"/>
+  </w:style>
+  <w:style w:type="paragraph" w:customStyle="1" w:styleId="macro">
+    <w:name w:val="macro"/>
+  </w:style>
+  <w:style w:type="paragraph" w:customStyle="1" w:styleId="MacroTextChar">
+    <w:name w:val="Macro Text Char"/>
+  </w:style>
+  <w:style w:type="paragraph" w:customStyle="1" w:styleId="Quote">
+    <w:name w:val="Quote"/>
+  </w:style>
+  <w:style w:type="paragraph" w:customStyle="1" w:styleId="QuoteChar">
+    <w:name w:val="Quote Char"/>
+  </w:style>
+  <w:style w:type="paragraph" w:customStyle="1" w:styleId="Heading7Char">
+    <w:name w:val="Heading 7 Char"/>
+  </w:style>
+  <w:style w:type="paragraph" w:customStyle="1" w:styleId="Heading8Char">
+    <w:name w:val="Heading 8 Char"/>
+  </w:style>
+  <w:style w:type="paragraph" w:customStyle="1" w:styleId="Heading9Char">
+    <w:name w:val="Heading 9 Char"/>
+  </w:style>
+  <w:style w:type="paragraph" w:customStyle="1" w:styleId="Caption">
+    <w:name w:val="caption"/>
+  </w:style>
+  <w:style w:type="paragraph" w:customStyle="1" w:styleId="Strong">
+    <w:name w:val="Strong"/>
+  </w:style>
+  <w:style w:type="paragraph" w:customStyle="1" w:styleId="Emphasis">
+    <w:name w:val="Emphasis"/>
+  </w:style>
+  <w:style w:type="paragraph" w:customStyle="1" w:styleId="IntenseQuote">
+    <w:name w:val="Intense Quote"/>
+  </w:style>
+  <w:style w:type="paragraph" w:customStyle="1" w:styleId="IntenseQuoteChar">
+    <w:name w:val="Intense Quote Char"/>
+  </w:style>
+  <w:style w:type="paragraph" w:customStyle="1" w:styleId="SubtleEmphasis">
+    <w:name w:val="Subtle Emphasis"/>
+  </w:style>
+  <w:style w:type="paragraph" w:customStyle="1" w:styleId="SubtleReference">
+    <w:name w:val="Subtle Reference"/>
+  </w:style>
+  <w:style w:type="paragraph" w:customStyle="1" w:styleId="IntenseReference">
+    <w:name w:val="Intense Reference"/>
+  </w:style>
+  <w:style w:type="paragraph" w:customStyle="1" w:styleId="BookTitle">
+    <w:name w:val="Book Title"/>
+  </w:style>
+  <w:style w:type="paragraph" w:customStyle="1" w:styleId="TOCHeading">
+    <w:name w:val="TOC Heading"/>
+  </w:style>
+  <w:style w:type="paragraph" w:customStyle="1" w:styleId="LightShading">
+    <w:name w:val="Light Shading"/>
+  </w:style>
+  <w:style w:type="paragraph" w:customStyle="1" w:styleId="LightShadingAccent1">
+    <w:name w:val="Light Shading Accent 1"/>
+  </w:style>
+  <w:style w:type="paragraph" w:customStyle="1" w:styleId="LightShadingAccent2">
+    <w:name w:val="Light Shading Accent 2"/>
+  </w:style>
+  <w:style w:type="paragraph" w:customStyle="1" w:styleId="LightShadingAccent3">
+    <w:name w:val="Light Shading Accent 3"/>
+  </w:style>
+  <w:style w:type="paragraph" w:customStyle="1" w:styleId="LightShadingAccent4">
+    <w:name w:val="Light Shading Accent 4"/>
+  </w:style>
+  <w:style w:type="paragraph" w:customStyle="1" w:styleId="LightShadingAccent5">
+    <w:name w:val="Light Shading Accent 5"/>
+  </w:style>
+  <w:style w:type="paragraph" w:customStyle="1" w:styleId="LightShadingAccent6">
+    <w:name w:val="Light Shading Accent 6"/>
+  </w:style>
+  <w:style w:type="paragraph" w:customStyle="1" w:styleId="LightList">
+    <w:name w:val="Light List"/>
+  </w:style>
+  <w:style w:type="paragraph" w:customStyle="1" w:styleId="LightListAccent1">
+    <w:name w:val="Light List Accent 1"/>
+  </w:style>
+  <w:style w:type="paragraph" w:customStyle="1" w:styleId="LightListAccent2">
+    <w:name w:val="Light List Accent 2"/>
+  </w:style>
+  <w:style w:type="paragraph" w:customStyle="1" w:styleId="LightListAccent3">
+    <w:name w:val="Light List Accent 3"/>
+  </w:style>
+  <w:style w:type="paragraph" w:customStyle="1" w:styleId="LightListAccent4">
+    <w:name w:val="Light List Accent 4"/>
+  </w:style>
+  <w:style w:type="paragraph" w:customStyle="1" w:styleId="LightListAccent5">
+    <w:name w:val="Light List Accent 5"/>
+  </w:style>
+  <w:style w:type="paragraph" w:customStyle="1" w:styleId="LightListAccent6">
+    <w:name w:val="Light List Accent 6"/>
+  </w:style>
+  <w:style w:type="paragraph" w:customStyle="1" w:styleId="LightGrid">
+    <w:name w:val="Light Grid"/>
+  </w:style>
+  <w:style w:type="paragraph" w:customStyle="1" w:styleId="LightGridAccent1">
+    <w:name w:val="Light Grid Accent 1"/>
+  </w:style>
+  <w:style w:type="paragraph" w:customStyle="1" w:styleId="LightGridAccent2">
+    <w:name w:val="Light Grid Accent 2"/>
+  </w:style>
+  <w:style w:type="paragraph" w:customStyle="1" w:styleId="LightGridAccent3">
+    <w:name w:val="Light Grid Accent 3"/>
+  </w:style>
+  <w:style w:type="paragraph" w:customStyle="1" w:styleId="LightGridAccent4">
+    <w:name w:val="Light Grid Accent 4"/>
+  </w:style>
+  <w:style w:type="paragraph" w:customStyle="1" w:styleId="LightGridAccent5">
+    <w:name w:val="Light Grid Accent 5"/>
+  </w:style>
+  <w:style w:type="paragraph" w:customStyle="1" w:styleId="LightGridAccent6">
+    <w:name w:val="Light Grid Accent 6"/>
+  </w:style>
+  <w:style w:type="paragraph" w:customStyle="1" w:styleId="MediumShading1">
+    <w:name w:val="Medium Shading 1"/>
+  </w:style>
+  <w:style w:type="paragraph" w:customStyle="1" w:styleId="MediumShading1Accent1">
+    <w:name w:val="Medium Shading 1 Accent 1"/>
+  </w:style>
+  <w:style w:type="paragraph" w:customStyle="1" w:styleId="MediumShading1Accent2">
+    <w:name w:val="Medium Shading 1 Accent 2"/>
+  </w:style>
+  <w:style w:type="paragraph" w:customStyle="1" w:styleId="MediumShading1Accent3">
+    <w:name w:val="Medium Shading 1 Accent 3"/>
+  </w:style>
+  <w:style w:type="paragraph" w:customStyle="1" w:styleId="MediumShading1Accent4">
+    <w:name w:val="Medium Shading 1 Accent 4"/>
+  </w:style>
+  <w:style w:type="paragraph" w:customStyle="1" w:styleId="MediumShading1Accent5">
+    <w:name w:val="Medium Shading 1 Accent 5"/>
+  </w:style>
+  <w:style w:type="paragraph" w:customStyle="1" w:styleId="MediumShading1Accent6">
+    <w:name w:val="Medium Shading 1 Accent 6"/>
+  </w:style>
+  <w:style w:type="paragraph" w:customStyle="1" w:styleId="MediumShading2">
+    <w:name w:val="Medium Shading 2"/>
+  </w:style>
+  <w:style w:type="paragraph" w:customStyle="1" w:styleId="MediumShading2Accent1">
+    <w:name w:val="Medium Shading 2 Accent 1"/>
+  </w:style>
+  <w:style w:type="paragraph" w:customStyle="1" w:styleId="MediumShading2Accent2">
+    <w:name w:val="Medium Shading 2 Accent 2"/>
+  </w:style>
+  <w:style w:type="paragraph" w:customStyle="1" w:styleId="MediumShading2Accent3">
+    <w:name w:val="Medium Shading 2 Accent 3"/>
+  </w:style>
+  <w:style w:type="paragraph" w:customStyle="1" w:styleId="MediumShading2Accent4">
+    <w:name w:val="Medium Shading 2 Accent 4"/>
+  </w:style>
+  <w:style w:type="paragraph" w:customStyle="1" w:styleId="MediumShading2Accent5">
+    <w:name w:val="Medium Shading 2 Accent 5"/>
+  </w:style>
+  <w:style w:type="paragraph" w:customStyle="1" w:styleId="MediumShading2Accent6">
+    <w:name w:val="Medium Shading 2 Accent 6"/>
+  </w:style>
+  <w:style w:type="paragraph" w:customStyle="1" w:styleId="MediumList1">
+    <w:name w:val="Medium List 1"/>
+  </w:style>
+  <w:style w:type="paragraph" w:customStyle="1" w:styleId="MediumList1Accent1">
+    <w:name w:val="Medium List 1 Accent 1"/>
+  </w:style>
+  <w:style w:type="paragraph" w:customStyle="1" w:styleId="MediumList1Accent2">
+    <w:name w:val="Medium List 1 Accent 2"/>
+  </w:style>
+  <w:style w:type="paragraph" w:customStyle="1" w:styleId="MediumList1Accent3">
+    <w:name w:val="Medium List 1 Accent 3"/>
+  </w:style>
+  <w:style w:type="paragraph" w:customStyle="1" w:styleId="MediumList1Accent4">
+    <w:name w:val="Medium List 1 Accent 4"/>
+  </w:style>
+  <w:style w:type="paragraph" w:customStyle="1" w:styleId="MediumList1Accent5">
+    <w:name w:val="Medium List 1 Accent 5"/>
+  </w:style>
+  <w:style w:type="paragraph" w:customStyle="1" w:styleId="MediumList1Accent6">
+    <w:name w:val="Medium List 1 Accent 6"/>
+  </w:style>
+  <w:style w:type="paragraph" w:customStyle="1" w:styleId="MediumList2">
+    <w:name w:val="Medium List 2"/>
+  </w:style>
+  <w:style w:type="paragraph" w:customStyle="1" w:styleId="MediumList2Accent1">
+    <w:name w:val="Medium List 2 Accent 1"/>
+  </w:style>
+  <w:style w:type="paragraph" w:customStyle="1" w:styleId="MediumList2Accent2">
+    <w:name w:val="Medium List 2 Accent 2"/>
+  </w:style>
+  <w:style w:type="paragraph" w:customStyle="1" w:styleId="MediumList2Accent3">
+    <w:name w:val="Medium List 2 Accent 3"/>
+  </w:style>
+  <w:style w:type="paragraph" w:customStyle="1" w:styleId="MediumList2Accent4">
+    <w:name w:val="Medium List 2 Accent 4"/>
+  </w:style>
+  <w:style w:type="paragraph" w:customStyle="1" w:styleId="MediumList2Accent5">
+    <w:name w:val="Medium List 2 Accent 5"/>
+  </w:style>
+  <w:style w:type="paragraph" w:customStyle="1" w:styleId="MediumList2Accent6">
+    <w:name w:val="Medium List 2 Accent 6"/>
+  </w:style>
+  <w:style w:type="paragraph" w:customStyle="1" w:styleId="MediumGrid1">
+    <w:name w:val="Medium Grid 1"/>
+  </w:style>
+  <w:style w:type="paragraph" w:customStyle="1" w:styleId="MediumGrid1Accent1">
+    <w:name w:val="Medium Grid 1 Accent 1"/>
+  </w:style>
+  <w:style w:type="paragraph" w:customStyle="1" w:styleId="MediumGrid1Accent2">
+    <w:name w:val="Medium Grid 1 Accent 2"/>
+  </w:style>
+  <w:style w:type="paragraph" w:customStyle="1" w:styleId="MediumGrid1Accent3">
+    <w:name w:val="Medium Grid 1 Accent 3"/>
+  </w:style>
+  <w:style w:type="paragraph" w:customStyle="1" w:styleId="MediumGrid1Accent4">
+    <w:name w:val="Medium Grid 1 Accent 4"/>
+  </w:style>
+  <w:style w:type="paragraph" w:customStyle="1" w:styleId="MediumGrid1Accent5">
+    <w:name w:val="Medium Grid 1 Accent 5"/>
+  </w:style>
+  <w:style w:type="paragraph" w:customStyle="1" w:styleId="MediumGrid1Accent6">
+    <w:name w:val="Medium Grid 1 Accent 6"/>
+  </w:style>
+  <w:style w:type="paragraph" w:customStyle="1" w:styleId="MediumGrid2">
+    <w:name w:val="Medium Grid 2"/>
+  </w:style>
+  <w:style w:type="paragraph" w:customStyle="1" w:styleId="MediumGrid2Accent1">
+    <w:name w:val="Medium Grid 2 Accent 1"/>
+  </w:style>
+  <w:style w:type="paragraph" w:customStyle="1" w:styleId="MediumGrid2Accent2">
+    <w:name w:val="Medium Grid 2 Accent 2"/>
+  </w:style>
+  <w:style w:type="paragraph" w:customStyle="1" w:styleId="MediumGrid2Accent3">
+    <w:name w:val="Medium Grid 2 Accent 3"/>
+  </w:style>
+  <w:style w:type="paragraph" w:customStyle="1" w:styleId="MediumGrid2Accent4">
+    <w:name w:val="Medium Grid 2 Accent 4"/>
+  </w:style>
+  <w:style w:type="paragraph" w:customStyle="1" w:styleId="MediumGrid2Accent5">
+    <w:name w:val="Medium Grid 2 Accent 5"/>
+  </w:style>
+  <w:style w:type="paragraph" w:customStyle="1" w:styleId="MediumGrid2Accent6">
+    <w:name w:val="Medium Grid 2 Accent 6"/>
+  </w:style>
+  <w:style w:type="paragraph" w:customStyle="1" w:styleId="MediumGrid3">
+    <w:name w:val="Medium Grid 3"/>
+  </w:style>
+  <w:style w:type="paragraph" w:customStyle="1" w:styleId="MediumGrid3Accent1">
+    <w:name w:val="Medium Grid 3 Accent 1"/>
+  </w:style>
+  <w:style w:type="paragraph" w:customStyle="1" w:styleId="MediumGrid3Accent2">
+    <w:name w:val="Medium Grid 3 Accent 2"/>
+  </w:style>
+  <w:style w:type="paragraph" w:customStyle="1" w:styleId="MediumGrid3Accent3">
+    <w:name w:val="Medium Grid 3 Accent 3"/>
+  </w:style>
+  <w:style w:type="paragraph" w:customStyle="1" w:styleId="MediumGrid3Accent4">
+    <w:name w:val="Medium Grid 3 Accent 4"/>
+  </w:style>
+  <w:style w:type="paragraph" w:customStyle="1" w:styleId="MediumGrid3Accent5">
+    <w:name w:val="Medium Grid 3 Accent 5"/>
+  </w:style>
+  <w:style w:type="paragraph" w:customStyle="1" w:styleId="MediumGrid3Accent6">
+    <w:name w:val="Medium Grid 3 Accent 6"/>
+  </w:style>
+  <w:style w:type="paragraph" w:customStyle="1" w:styleId="DarkList">
+    <w:name w:val="Dark List"/>
+  </w:style>
+  <w:style w:type="paragraph" w:customStyle="1" w:styleId="DarkListAccent1">
+    <w:name w:val="Dark List Accent 1"/>
+  </w:style>
+  <w:style w:type="paragraph" w:customStyle="1" w:styleId="DarkListAccent2">
+    <w:name w:val="Dark List Accent 2"/>
+  </w:style>
+  <w:style w:type="paragraph" w:customStyle="1" w:styleId="DarkListAccent3">
+    <w:name w:val="Dark List Accent 3"/>
+  </w:style>
+  <w:style w:type="paragraph" w:customStyle="1" w:styleId="DarkListAccent4">
+    <w:name w:val="Dark List Accent 4"/>
+  </w:style>
+  <w:style w:type="paragraph" w:customStyle="1" w:styleId="DarkListAccent5">
+    <w:name w:val="Dark List Accent 5"/>
+  </w:style>
+  <w:style w:type="paragraph" w:customStyle="1" w:styleId="DarkListAccent6">
+    <w:name w:val="Dark List Accent 6"/>
+  </w:style>
+  <w:style w:type="paragraph" w:customStyle="1" w:styleId="ColorfulShading">
+    <w:name w:val="Colorful Shading"/>
+  </w:style>
+  <w:style w:type="paragraph" w:customStyle="1" w:styleId="ColorfulShadingAccent1">
+    <w:name w:val="Colorful Shading Accent 1"/>
+  </w:style>
+  <w:style w:type="paragraph" w:customStyle="1" w:styleId="ColorfulShadingAccent2">
+    <w:name w:val="Colorful Shading Accent 2"/>
+  </w:style>
+  <w:style w:type="paragraph" w:customStyle="1" w:styleId="ColorfulShadingAccent3">
+    <w:name w:val="Colorful Shading Accent 3"/>
+  </w:style>
+  <w:style w:type="paragraph" w:customStyle="1" w:styleId="ColorfulShadingAccent4">
+    <w:name w:val="Colorful Shading Accent 4"/>
+  </w:style>
+  <w:style w:type="paragraph" w:customStyle="1" w:styleId="ColorfulShadingAccent5">
+    <w:name w:val="Colorful Shading Accent 5"/>
+  </w:style>
+  <w:style w:type="paragraph" w:customStyle="1" w:styleId="ColorfulShadingAccent6">
+    <w:name w:val="Colorful Shading Accent 6"/>
+  </w:style>
+  <w:style w:type="paragraph" w:customStyle="1" w:styleId="ColorfulList">
+    <w:name w:val="Colorful List"/>
+  </w:style>
+  <w:style w:type="paragraph" w:customStyle="1" w:styleId="ColorfulListAccent1">
+    <w:name w:val="Colorful List Accent 1"/>
+  </w:style>
+  <w:style w:type="paragraph" w:customStyle="1" w:styleId="ColorfulListAccent2">
+    <w:name w:val="Colorful List Accent 2"/>
+  </w:style>
+  <w:style w:type="paragraph" w:customStyle="1" w:styleId="ColorfulListAccent3">
+    <w:name w:val="Colorful List Accent 3"/>
+  </w:style>
+  <w:style w:type="paragraph" w:customStyle="1" w:styleId="ColorfulListAccent4">
+    <w:name w:val="Colorful List Accent 4"/>
+  </w:style>
+  <w:style w:type="paragraph" w:customStyle="1" w:styleId="ColorfulListAccent5">
+    <w:name w:val="Colorful List Accent 5"/>
+  </w:style>
+  <w:style w:type="paragraph" w:customStyle="1" w:styleId="ColorfulListAccent6">
+    <w:name w:val="Colorful List Accent 6"/>
+  </w:style>
+  <w:style w:type="paragraph" w:customStyle="1" w:styleId="ColorfulGrid">
+    <w:name w:val="Colorful Grid"/>
+  </w:style>
+  <w:style w:type="paragraph" w:customStyle="1" w:styleId="ColorfulGridAccent1">
+    <w:name w:val="Colorful Grid Accent 1"/>
+  </w:style>
+  <w:style w:type="paragraph" w:customStyle="1" w:styleId="ColorfulGridAccent2">
+    <w:name w:val="Colorful Grid Accent 2"/>
+  </w:style>
+  <w:style w:type="paragraph" w:customStyle="1" w:styleId="ColorfulGridAccent3">
+    <w:name w:val="Colorful Grid Accent 3"/>
+  </w:style>
+  <w:style w:type="paragraph" w:customStyle="1" w:styleId="ColorfulGridAccent4">
+    <w:name w:val="Colorful Grid Accent 4"/>
+  </w:style>
+  <w:style w:type="paragraph" w:customStyle="1" w:styleId="ColorfulGridAccent5">
+    <w:name w:val="Colorful Grid Accent 5"/>
+  </w:style>
+  <w:style w:type="paragraph" w:customStyle="1" w:styleId="ColorfulGridAccent6">
+    <w:name w:val="Colorful Grid Accent 6"/>
+  </w:style>
 </w:styles>
 </file>
 
@@ -5072,6 +5516,7 @@
 </file>
 
 <file path=customXml/item1.xml><?xml version="1.0" encoding="utf-8"?>
+<?mso-contentType ?>
 <spe:Receivers xmlns:spe="http://schemas.microsoft.com/sharepoint/events">
   <Receiver>
     <Name>Document ID Generator</Name>
@@ -5125,6 +5570,7 @@
 </file>
 
 <file path=customXml/item3.xml><?xml version="1.0" encoding="utf-8"?>
+<?mso-contentType ?>
 <FormTemplates xmlns="http://schemas.microsoft.com/sharepoint/v3/contenttype/forms">
   <Display>DocumentLibraryForm</Display>
   <Edit>DocumentLibraryForm</Edit>
@@ -5184,6 +5630,7 @@
 </file>
 
 <file path=customXml/item5.xml><?xml version="1.0" encoding="utf-8"?>
+<?mso-contentType ?>
 <SharedContentType xmlns="Microsoft.SharePoint.Taxonomy.ContentTypeSync" SourceId="598972e7-4f0e-48c0-bb56-a9f22e25d3ec" ContentTypeId="0x0101000E64A23F1383D74E9A471A69050FD18B" PreviousValue="false" LastSyncTimeStamp="2021-09-09T00:35:20.36Z"/>
 </file>
 
